--- a/template/original.docx
+++ b/template/original.docx
@@ -1197,6 +1197,32 @@
     <w:next w:val="Normal"/>
     <w:rsid w:val="00901463"/>
   </w:style>
+  <w:style xmlns:w="http://schemas.openxmlformats.org/wordprocessingml/2006/main" w:type="paragraph" w:customStyle="1" w:styleId="FliesstextACME">
+    <w:name w:val="Fließtext ACME"/>
+    <w:basedOn w:val="Normal"/>
+    <w:qFormat/>
+    <w:rPr>
+      <w:i/>
+      <w:color w:val="1F4E79"/>
+    </w:rPr>
+  </w:style>
+  <w:style xmlns:w="http://schemas.openxmlformats.org/wordprocessingml/2006/main" w:type="paragraph" w:customStyle="1" w:styleId="AufzaehlungACME">
+    <w:name w:val="Aufzählung ACME"/>
+    <w:basedOn w:val="Normal"/>
+    <w:qFormat/>
+    <w:rPr>
+      <w:color w:val="A6192E"/>
+    </w:rPr>
+  </w:style>
+  <w:style xmlns:w="http://schemas.openxmlformats.org/wordprocessingml/2006/main" w:type="paragraph" w:customStyle="1" w:styleId="NummerierungACME">
+    <w:name w:val="Nummerierung ACME"/>
+    <w:basedOn w:val="Normal"/>
+    <w:qFormat/>
+    <w:rPr>
+      <w:b/>
+      <w:color w:val="2E7D32"/>
+    </w:rPr>
+  </w:style>
 </w:styles>
 </file>
 

--- a/template/original.docx
+++ b/template/original.docx
@@ -1223,6 +1223,15 @@
       <w:color w:val="2E7D32"/>
     </w:rPr>
   </w:style>
+  <w:style xmlns:w="http://schemas.openxmlformats.org/wordprocessingml/2006/main" w:type="paragraph" w:customStyle="1" w:styleId="CodeACME">
+    <w:name w:val="Code ACME"/>
+    <w:basedOn w:val="Normal"/>
+    <w:qFormat/>
+    <w:rPr>
+      <w:rFonts w:ascii="Courier New" w:hAnsi="Courier New"/>
+      <w:color w:val="6A1B9A"/>
+    </w:rPr>
+  </w:style>
 </w:styles>
 </file>
 

--- a/template/original.docx
+++ b/template/original.docx
@@ -1232,6 +1232,15 @@
       <w:color w:val="6A1B9A"/>
     </w:rPr>
   </w:style>
+  <w:style xmlns:w="http://schemas.openxmlformats.org/wordprocessingml/2006/main" w:type="paragraph" w:customStyle="1" w:styleId="BuchstabierungACME">
+    <w:name w:val="Buchstabierung ACME"/>
+    <w:basedOn w:val="Normal"/>
+    <w:qFormat/>
+    <w:rPr>
+      <w:u w:val="single"/>
+      <w:color w:val="E65100"/>
+    </w:rPr>
+  </w:style>
 </w:styles>
 </file>
 

--- a/template/original.docx
+++ b/template/original.docx
@@ -1241,6 +1241,20 @@
       <w:color w:val="E65100"/>
     </w:rPr>
   </w:style>
+  <w:style xmlns:w="http://schemas.openxmlformats.org/wordprocessingml/2006/main" w:type="table" w:customStyle="1" w:styleId="TabelleACME">
+    <w:name w:val="Tabelle ACME"/>
+    <w:basedOn w:val="TableauNormal"/>
+    <w:tblPr>
+      <w:tblBorders>
+        <w:top w:val="single" w:sz="8" w:space="0" w:color="A6192E"/>
+        <w:left w:val="single" w:sz="8" w:space="0" w:color="A6192E"/>
+        <w:bottom w:val="single" w:sz="8" w:space="0" w:color="A6192E"/>
+        <w:right w:val="single" w:sz="8" w:space="0" w:color="A6192E"/>
+        <w:insideH w:val="single" w:sz="4" w:space="0" w:color="A6192E"/>
+        <w:insideV w:val="single" w:sz="4" w:space="0" w:color="A6192E"/>
+      </w:tblBorders>
+    </w:tblPr>
+  </w:style>
 </w:styles>
 </file>
 

--- a/template/original.docx
+++ b/template/original.docx
@@ -1241,6 +1241,15 @@
       <w:color w:val="E65100"/>
     </w:rPr>
   </w:style>
+  <w:style xmlns:w="http://schemas.openxmlformats.org/wordprocessingml/2006/main" w:type="paragraph" w:customStyle="1" w:styleId="BeschriftungACME">
+    <w:name w:val="Beschriftung ACME"/>
+    <w:basedOn w:val="Normal"/>
+    <w:qFormat/>
+    <w:rPr>
+      <w:i/>
+      <w:color w:val="00695C"/>
+    </w:rPr>
+  </w:style>
   <w:style xmlns:w="http://schemas.openxmlformats.org/wordprocessingml/2006/main" w:type="table" w:customStyle="1" w:styleId="TabelleACME">
     <w:name w:val="Tabelle ACME"/>
     <w:basedOn w:val="TableauNormal"/>

--- a/template/original.docx
+++ b/template/original.docx
@@ -1250,6 +1250,17 @@
       <w:color w:val="00695C"/>
     </w:rPr>
   </w:style>
+  <w:style xmlns:w="http://schemas.openxmlformats.org/wordprocessingml/2006/main" w:type="paragraph" w:customStyle="1" w:styleId="AbbildungACME">
+    <w:name w:val="Abbildung ACME"/>
+    <w:basedOn w:val="Normal"/>
+    <w:qFormat/>
+    <w:pPr>
+      <w:pBdr>
+        <w:top w:val="single" w:sz="8" w:space="4" w:color="4A148C"/>
+        <w:bottom w:val="single" w:sz="8" w:space="4" w:color="4A148C"/>
+      </w:pBdr>
+    </w:pPr>
+  </w:style>
   <w:style xmlns:w="http://schemas.openxmlformats.org/wordprocessingml/2006/main" w:type="table" w:customStyle="1" w:styleId="TabelleACME">
     <w:name w:val="Tabelle ACME"/>
     <w:basedOn w:val="TableauNormal"/>

--- a/template/original.docx
+++ b/template/original.docx
@@ -1261,6 +1261,15 @@
       </w:pBdr>
     </w:pPr>
   </w:style>
+  <w:style xmlns:w="http://schemas.openxmlformats.org/wordprocessingml/2006/main" w:type="paragraph" w:customStyle="1" w:styleId="AbbildungsbeschriftungACME">
+    <w:name w:val="Abbildungsbeschriftung ACME"/>
+    <w:basedOn w:val="Normal"/>
+    <w:qFormat/>
+    <w:rPr>
+      <w:i/>
+      <w:color w:val="AD1457"/>
+    </w:rPr>
+  </w:style>
   <w:style xmlns:w="http://schemas.openxmlformats.org/wordprocessingml/2006/main" w:type="table" w:customStyle="1" w:styleId="TabelleACME">
     <w:name w:val="Tabelle ACME"/>
     <w:basedOn w:val="TableauNormal"/>

--- a/template/original.docx
+++ b/template/original.docx
@@ -1270,6 +1270,16 @@
       <w:color w:val="AD1457"/>
     </w:rPr>
   </w:style>
+  <w:style xmlns:w="http://schemas.openxmlformats.org/wordprocessingml/2006/main" w:type="paragraph" w:customStyle="1" w:styleId="TitelACME">
+    <w:name w:val="Titel ACME"/>
+    <w:basedOn w:val="Normal"/>
+    <w:qFormat/>
+    <w:rPr>
+      <w:b/>
+      <w:sz w:val="48"/>
+      <w:color w:val="1A237E"/>
+    </w:rPr>
+  </w:style>
   <w:style xmlns:w="http://schemas.openxmlformats.org/wordprocessingml/2006/main" w:type="table" w:customStyle="1" w:styleId="TabelleACME">
     <w:name w:val="Tabelle ACME"/>
     <w:basedOn w:val="TableauNormal"/>

--- a/template/original.docx
+++ b/template/original.docx
@@ -1214,6 +1214,25 @@
       <w:color w:val="A6192E"/>
     </w:rPr>
   </w:style>
+  <w:style xmlns:w="http://schemas.openxmlformats.org/wordprocessingml/2006/main" w:type="paragraph" w:customStyle="1" w:styleId="AufzaehlungACME2">
+    <w:name w:val="Aufzählung ACME 2"/>
+    <w:basedOn w:val="Normal"/>
+    <w:qFormat/>
+    <w:rPr>
+      <w:i/>
+      <w:color w:val="D32F2F"/>
+    </w:rPr>
+  </w:style>
+  <w:style xmlns:w="http://schemas.openxmlformats.org/wordprocessingml/2006/main" w:type="paragraph" w:customStyle="1" w:styleId="AufzaehlungACME3">
+    <w:name w:val="Aufzählung ACME 3"/>
+    <w:basedOn w:val="Normal"/>
+    <w:qFormat/>
+    <w:rPr>
+      <w:b/>
+      <w:i/>
+      <w:color w:val="F06292"/>
+    </w:rPr>
+  </w:style>
   <w:style xmlns:w="http://schemas.openxmlformats.org/wordprocessingml/2006/main" w:type="paragraph" w:customStyle="1" w:styleId="NummerierungACME">
     <w:name w:val="Nummerierung ACME"/>
     <w:basedOn w:val="Normal"/>
@@ -1223,6 +1242,25 @@
       <w:color w:val="2E7D32"/>
     </w:rPr>
   </w:style>
+  <w:style xmlns:w="http://schemas.openxmlformats.org/wordprocessingml/2006/main" w:type="paragraph" w:customStyle="1" w:styleId="NummerierungACME2">
+    <w:name w:val="Nummerierung ACME 2"/>
+    <w:basedOn w:val="Normal"/>
+    <w:qFormat/>
+    <w:rPr>
+      <w:i/>
+      <w:color w:val="66BB6A"/>
+    </w:rPr>
+  </w:style>
+  <w:style xmlns:w="http://schemas.openxmlformats.org/wordprocessingml/2006/main" w:type="paragraph" w:customStyle="1" w:styleId="NummerierungACME3">
+    <w:name w:val="Nummerierung ACME 3"/>
+    <w:basedOn w:val="Normal"/>
+    <w:qFormat/>
+    <w:rPr>
+      <w:b/>
+      <w:i/>
+      <w:color w:val="A5D6A7"/>
+    </w:rPr>
+  </w:style>
   <w:style xmlns:w="http://schemas.openxmlformats.org/wordprocessingml/2006/main" w:type="paragraph" w:customStyle="1" w:styleId="CodeACME">
     <w:name w:val="Code ACME"/>
     <w:basedOn w:val="Normal"/>
@@ -1239,6 +1277,24 @@
     <w:rPr>
       <w:u w:val="single"/>
       <w:color w:val="E65100"/>
+    </w:rPr>
+  </w:style>
+  <w:style xmlns:w="http://schemas.openxmlformats.org/wordprocessingml/2006/main" w:type="paragraph" w:customStyle="1" w:styleId="BuchstabierungACME2">
+    <w:name w:val="Buchstabierung ACME 2"/>
+    <w:basedOn w:val="Normal"/>
+    <w:qFormat/>
+    <w:rPr>
+      <w:u w:val="double"/>
+      <w:color w:val="FB8C00"/>
+    </w:rPr>
+  </w:style>
+  <w:style xmlns:w="http://schemas.openxmlformats.org/wordprocessingml/2006/main" w:type="paragraph" w:customStyle="1" w:styleId="BuchstabierungACME3">
+    <w:name w:val="Buchstabierung ACME 3"/>
+    <w:basedOn w:val="Normal"/>
+    <w:qFormat/>
+    <w:rPr>
+      <w:u w:val="wave"/>
+      <w:color w:val="FFB74D"/>
     </w:rPr>
   </w:style>
   <w:style xmlns:w="http://schemas.openxmlformats.org/wordprocessingml/2006/main" w:type="paragraph" w:customStyle="1" w:styleId="BeschriftungACME">

--- a/template/original.docx
+++ b/template/original.docx
@@ -1336,6 +1336,16 @@
       <w:color w:val="1A237E"/>
     </w:rPr>
   </w:style>
+  <w:style xmlns:w="http://schemas.openxmlformats.org/wordprocessingml/2006/main" w:type="paragraph" w:customStyle="1" w:styleId="FussnotentextACME">
+    <w:name w:val="Fußnotentext ACME"/>
+    <w:basedOn w:val="Normal"/>
+    <w:qFormat/>
+    <w:rPr>
+      <w:i/>
+      <w:sz w:val="16"/>
+      <w:color w:val="795548"/>
+    </w:rPr>
+  </w:style>
   <w:style xmlns:w="http://schemas.openxmlformats.org/wordprocessingml/2006/main" w:type="table" w:customStyle="1" w:styleId="TabelleACME">
     <w:name w:val="Tabelle ACME"/>
     <w:basedOn w:val="TableauNormal"/>
